--- a/docs/study-guides/chapter-2/word/Lesson-2-10-Fluently-Add-within-1000.docx
+++ b/docs/study-guides/chapter-2/word/Lesson-2-10-Fluently-Add-within-1000.docx
@@ -590,7 +590,7 @@
           <w:sz w:val="20"/>
           <w:szCs w:val="20"/>
         </w:rPr>
-        <w:t xml:space="preserve">If you change only one addend, undo it at the end: 340 + 457 = 797 is 4 too many, so 793.</w:t>
+        <w:t xml:space="preserve">If you change only one addend, undo it at the end. For 336 + 457, change 336 to 340: 340 + 457 = 797. That is 4 too many, so the sum is 793.</w:t>
       </w:r>
     </w:p>
     <w:p>
@@ -4283,7 +4283,7 @@
                 <w:sz w:val="19"/>
                 <w:szCs w:val="19"/>
               </w:rPr>
-              <w:t xml:space="preserve">Both strategies keep every hundred, ten, and one, so they give the same sum.</w:t>
+              <w:t xml:space="preserve">Partial sums adds every place. Adjusting moves 2 from one addend to the other, so the total does not change.</w:t>
             </w:r>
           </w:p>
         </w:tc>
